--- a/Erwin/AI SaaS, TypeScript, Next.js, NestJS, React, AWS EKS/Erwin Quanten.docx
+++ b/Erwin/AI SaaS, TypeScript, Next.js, NestJS, React, AWS EKS/Erwin Quanten.docx
@@ -68,16 +68,7 @@
           <w:b w:val="0"/>
           <w:sz w:val="24"/>
         </w:rPr>
-        <w:t xml:space="preserve"> </w:t>
-      </w:r>
-      <w:bookmarkStart w:id="0" w:name="_GoBack"/>
-      <w:bookmarkEnd w:id="0"/>
-      <w:r>
-        <w:rPr>
-          <w:b w:val="0"/>
-          <w:sz w:val="24"/>
-        </w:rPr>
-        <w:t>AWS</w:t>
+        <w:t xml:space="preserve"> AWS</w:t>
       </w:r>
     </w:p>
     <w:p>
@@ -436,6 +427,8 @@
         </w:rPr>
         <w:t>SKILLS</w:t>
       </w:r>
+      <w:bookmarkStart w:id="0" w:name="_GoBack"/>
+      <w:bookmarkEnd w:id="0"/>
     </w:p>
     <w:p>
       <w:pPr>
@@ -27977,7 +27970,7 @@
 </file>
 
 <file path=customXml/itemProps1.xml><?xml version="1.0" encoding="utf-8"?>
-<ds:datastoreItem xmlns:ds="http://schemas.openxmlformats.org/officeDocument/2006/customXml" ds:itemID="{62333999-A944-43DE-A05F-8B2B06F6A576}">
+<ds:datastoreItem xmlns:ds="http://schemas.openxmlformats.org/officeDocument/2006/customXml" ds:itemID="{2683BD9D-B9BA-4D04-BAAE-AB57DCD088FD}">
   <ds:schemaRefs>
     <ds:schemaRef ds:uri="http://schemas.openxmlformats.org/officeDocument/2006/bibliography"/>
   </ds:schemaRefs>
